--- a/IRB Review.docx
+++ b/IRB Review.docx
@@ -4,398 +4,20 @@
   <w:body>
     <w:p>
       <w:pPr>
-        <w:ind w:left="360"/>
-      </w:pPr>
-      <w:r>
-        <w:rPr>
-          <w:b/>
-        </w:rPr>
-        <w:t>Interventions get only one rating round.</w:t>
-      </w:r>
-      <w:r>
-        <w:t xml:space="preserve"> They are rated only in Round 2, with no feedback or re-rating, so "consensus" on interventions is really a single survey. Either add interventions to Round </w:t>
-      </w:r>
-      <w:proofErr w:type="gramStart"/>
-      <w:r>
-        <w:t>1, or</w:t>
-      </w:r>
-      <w:proofErr w:type="gramEnd"/>
-      <w:r>
-        <w:t xml:space="preserve"> state this limitation and avoid calling it a Delphi consensus. The same applies to new items suggested in Round 1 comments: say how they enter Round 2.</w:t>
-      </w:r>
-    </w:p>
-    <w:p>
-      <w:pPr>
-        <w:tabs>
-          <w:tab w:val="num" w:pos="720"/>
-        </w:tabs>
-        <w:spacing w:before="100" w:beforeAutospacing="1" w:after="100" w:afterAutospacing="1" w:line="240" w:lineRule="auto"/>
-        <w:ind w:left="720" w:hanging="360"/>
-      </w:pPr>
-    </w:p>
-    <w:p>
-      <w:pPr>
-        <w:numPr>
-          <w:ilvl w:val="0"/>
-          <w:numId w:val="11"/>
-        </w:numPr>
-        <w:spacing w:before="100" w:beforeAutospacing="1" w:after="100" w:afterAutospacing="1" w:line="240" w:lineRule="auto"/>
-        <w:rPr>
-          <w:color w:val="000000"/>
-          <w:sz w:val="27"/>
-          <w:szCs w:val="27"/>
-        </w:rPr>
-      </w:pPr>
-      <w:r>
-        <w:rPr>
-          <w:rStyle w:val="Strong"/>
-          <w:color w:val="000000"/>
-          <w:sz w:val="27"/>
-          <w:szCs w:val="27"/>
-        </w:rPr>
-        <w:t>Retention:</w:t>
-      </w:r>
-      <w:r>
-        <w:rPr>
-          <w:rStyle w:val="apple-converted-space"/>
-          <w:color w:val="000000"/>
-          <w:sz w:val="27"/>
-          <w:szCs w:val="27"/>
-        </w:rPr>
-        <w:t> </w:t>
-      </w:r>
-      <w:r>
-        <w:rPr>
-          <w:color w:val="000000"/>
-          <w:sz w:val="27"/>
-          <w:szCs w:val="27"/>
-        </w:rPr>
-        <w:t xml:space="preserve">Section 9 now says </w:t>
-      </w:r>
-      <w:proofErr w:type="gramStart"/>
-      <w:r>
-        <w:rPr>
-          <w:color w:val="000000"/>
-          <w:sz w:val="27"/>
-          <w:szCs w:val="27"/>
-        </w:rPr>
-        <w:t>only</w:t>
-      </w:r>
-      <w:proofErr w:type="gramEnd"/>
-      <w:r>
-        <w:rPr>
-          <w:color w:val="000000"/>
-          <w:sz w:val="27"/>
-          <w:szCs w:val="27"/>
-        </w:rPr>
-        <w:t xml:space="preserve"> “seven years” and doesn’t say what happens to the linkage file, while the information sheet says it is destroyed after Round 2 and withdrawals. Add one sentence to Section 9.</w:t>
-      </w:r>
-    </w:p>
-    <w:p>
-      <w:pPr>
-        <w:numPr>
-          <w:ilvl w:val="0"/>
-          <w:numId w:val="11"/>
-        </w:numPr>
-        <w:spacing w:before="100" w:beforeAutospacing="1" w:after="100" w:afterAutospacing="1" w:line="240" w:lineRule="auto"/>
-        <w:rPr>
-          <w:color w:val="000000"/>
-          <w:sz w:val="27"/>
-          <w:szCs w:val="27"/>
-        </w:rPr>
-      </w:pPr>
-      <w:r>
-        <w:rPr>
-          <w:rStyle w:val="Strong"/>
-          <w:color w:val="000000"/>
-          <w:sz w:val="27"/>
-          <w:szCs w:val="27"/>
-        </w:rPr>
-        <w:t>Withdrawal:</w:t>
-      </w:r>
-      <w:r>
-        <w:rPr>
-          <w:rStyle w:val="apple-converted-space"/>
-          <w:color w:val="000000"/>
-          <w:sz w:val="27"/>
-          <w:szCs w:val="27"/>
-        </w:rPr>
-        <w:t> </w:t>
-      </w:r>
-      <w:r>
-        <w:rPr>
-          <w:color w:val="000000"/>
-          <w:sz w:val="27"/>
-          <w:szCs w:val="27"/>
-        </w:rPr>
-        <w:t>There is still no date for when removal is possible.</w:t>
-      </w:r>
-    </w:p>
-    <w:p>
-      <w:pPr>
-        <w:numPr>
-          <w:ilvl w:val="0"/>
-          <w:numId w:val="11"/>
-        </w:numPr>
-        <w:spacing w:before="100" w:beforeAutospacing="1" w:after="100" w:afterAutospacing="1" w:line="240" w:lineRule="auto"/>
-        <w:rPr>
-          <w:color w:val="000000"/>
-          <w:sz w:val="27"/>
-          <w:szCs w:val="27"/>
-        </w:rPr>
-      </w:pPr>
-      <w:r>
-        <w:rPr>
-          <w:rStyle w:val="Strong"/>
-          <w:color w:val="000000"/>
-          <w:sz w:val="27"/>
-          <w:szCs w:val="27"/>
-        </w:rPr>
-        <w:t>Consent form:</w:t>
-      </w:r>
-      <w:r>
-        <w:rPr>
-          <w:rStyle w:val="apple-converted-space"/>
-          <w:color w:val="000000"/>
-          <w:sz w:val="27"/>
-          <w:szCs w:val="27"/>
-        </w:rPr>
-        <w:t> </w:t>
-      </w:r>
-      <w:r>
-        <w:rPr>
-          <w:color w:val="000000"/>
-          <w:sz w:val="27"/>
-          <w:szCs w:val="27"/>
-        </w:rPr>
-        <w:t>Items 11 and 12 (contact retention and linkage) should be mandatory. Mark which items are required.</w:t>
-      </w:r>
-    </w:p>
-    <w:p>
-      <w:pPr>
-        <w:numPr>
-          <w:ilvl w:val="0"/>
-          <w:numId w:val="11"/>
-        </w:numPr>
-        <w:spacing w:before="100" w:beforeAutospacing="1" w:after="100" w:afterAutospacing="1" w:line="240" w:lineRule="auto"/>
-        <w:rPr>
-          <w:color w:val="000000"/>
-          <w:sz w:val="27"/>
-          <w:szCs w:val="27"/>
-        </w:rPr>
-      </w:pPr>
-      <w:r>
-        <w:rPr>
-          <w:rStyle w:val="Strong"/>
-          <w:color w:val="000000"/>
-          <w:sz w:val="27"/>
-          <w:szCs w:val="27"/>
-        </w:rPr>
-        <w:t>Dean as chair:</w:t>
-      </w:r>
-      <w:r>
-        <w:rPr>
-          <w:rStyle w:val="apple-converted-space"/>
-          <w:color w:val="000000"/>
-          <w:sz w:val="27"/>
-          <w:szCs w:val="27"/>
-        </w:rPr>
-        <w:t> </w:t>
-      </w:r>
-      <w:r>
-        <w:rPr>
-          <w:color w:val="000000"/>
-          <w:sz w:val="27"/>
-          <w:szCs w:val="27"/>
-        </w:rPr>
-        <w:t>The advisory board is still led by the Dean. Section 12 does not yet include the governance paragraph I drafted.</w:t>
-      </w:r>
-    </w:p>
-    <w:p>
-      <w:pPr>
-        <w:numPr>
-          <w:ilvl w:val="0"/>
-          <w:numId w:val="11"/>
-        </w:numPr>
-        <w:spacing w:before="100" w:beforeAutospacing="1" w:after="100" w:afterAutospacing="1" w:line="240" w:lineRule="auto"/>
-        <w:rPr>
-          <w:color w:val="000000"/>
-          <w:sz w:val="27"/>
-          <w:szCs w:val="27"/>
-        </w:rPr>
-      </w:pPr>
-      <w:r>
-        <w:rPr>
-          <w:rStyle w:val="Strong"/>
-          <w:color w:val="000000"/>
-          <w:sz w:val="27"/>
-          <w:szCs w:val="27"/>
-        </w:rPr>
-        <w:t>Affiliation:</w:t>
-      </w:r>
-      <w:r>
-        <w:rPr>
-          <w:rStyle w:val="apple-converted-space"/>
-          <w:color w:val="000000"/>
-          <w:sz w:val="27"/>
-          <w:szCs w:val="27"/>
-        </w:rPr>
-        <w:t> </w:t>
-      </w:r>
-      <w:r>
-        <w:rPr>
-          <w:color w:val="000000"/>
-          <w:sz w:val="27"/>
-          <w:szCs w:val="27"/>
-        </w:rPr>
-        <w:t>The study email is still an Ain Shams address while the lead institution is MTI. I haven’t seen an answer to the comment on this in the doc.</w:t>
-      </w:r>
-    </w:p>
-    <w:p>
-      <w:pPr>
-        <w:numPr>
-          <w:ilvl w:val="0"/>
-          <w:numId w:val="11"/>
-        </w:numPr>
-        <w:spacing w:before="100" w:beforeAutospacing="1" w:after="100" w:afterAutospacing="1" w:line="240" w:lineRule="auto"/>
-        <w:rPr>
-          <w:color w:val="000000"/>
-          <w:sz w:val="27"/>
-          <w:szCs w:val="27"/>
-        </w:rPr>
-      </w:pPr>
-      <w:r>
-        <w:rPr>
-          <w:rStyle w:val="Strong"/>
-          <w:color w:val="000000"/>
-          <w:sz w:val="27"/>
-          <w:szCs w:val="27"/>
-        </w:rPr>
-        <w:t>Interventions:</w:t>
-      </w:r>
-      <w:r>
-        <w:rPr>
-          <w:rStyle w:val="apple-converted-space"/>
-          <w:color w:val="000000"/>
-          <w:sz w:val="27"/>
-          <w:szCs w:val="27"/>
-        </w:rPr>
-        <w:t> </w:t>
-      </w:r>
-      <w:r>
-        <w:rPr>
-          <w:color w:val="000000"/>
-          <w:sz w:val="27"/>
-          <w:szCs w:val="27"/>
-        </w:rPr>
-        <w:t>They are still rated only once, in Round 2.</w:t>
-      </w:r>
-    </w:p>
-    <w:p>
-      <w:pPr>
-        <w:numPr>
-          <w:ilvl w:val="0"/>
-          <w:numId w:val="11"/>
-        </w:numPr>
-        <w:spacing w:before="100" w:beforeAutospacing="1" w:after="100" w:afterAutospacing="1" w:line="240" w:lineRule="auto"/>
-        <w:rPr>
-          <w:color w:val="000000"/>
-          <w:sz w:val="27"/>
-          <w:szCs w:val="27"/>
-        </w:rPr>
-      </w:pPr>
-      <w:r>
-        <w:rPr>
-          <w:rStyle w:val="Strong"/>
-          <w:color w:val="000000"/>
-          <w:sz w:val="27"/>
-          <w:szCs w:val="27"/>
-        </w:rPr>
-        <w:t>Polarization rule:</w:t>
-      </w:r>
-      <w:r>
-        <w:rPr>
-          <w:rStyle w:val="apple-converted-space"/>
-          <w:color w:val="000000"/>
-          <w:sz w:val="27"/>
-          <w:szCs w:val="27"/>
-        </w:rPr>
-        <w:t> </w:t>
-      </w:r>
-      <w:r>
-        <w:rPr>
-          <w:color w:val="000000"/>
-          <w:sz w:val="27"/>
-          <w:szCs w:val="27"/>
-        </w:rPr>
-        <w:t>“Meaningful polarization” is still undefined, and there is still no ranking or cut-off for “principal” barriers.</w:t>
-      </w:r>
-    </w:p>
-    <w:p>
-      <w:pPr>
-        <w:numPr>
-          <w:ilvl w:val="0"/>
-          <w:numId w:val="11"/>
-        </w:numPr>
-        <w:spacing w:before="100" w:beforeAutospacing="1" w:after="100" w:afterAutospacing="1" w:line="240" w:lineRule="auto"/>
-        <w:rPr>
-          <w:color w:val="000000"/>
-          <w:sz w:val="27"/>
-          <w:szCs w:val="27"/>
-        </w:rPr>
-      </w:pPr>
-      <w:r>
-        <w:rPr>
-          <w:rStyle w:val="Strong"/>
-          <w:color w:val="000000"/>
-          <w:sz w:val="27"/>
-          <w:szCs w:val="27"/>
-        </w:rPr>
-        <w:t>Panel:</w:t>
-      </w:r>
-      <w:r>
-        <w:rPr>
-          <w:rStyle w:val="apple-converted-space"/>
-          <w:color w:val="000000"/>
-          <w:sz w:val="27"/>
-          <w:szCs w:val="27"/>
-        </w:rPr>
-        <w:t> </w:t>
-      </w:r>
-      <w:r>
-        <w:rPr>
-          <w:color w:val="000000"/>
-          <w:sz w:val="27"/>
-          <w:szCs w:val="27"/>
-        </w:rPr>
-        <w:t>The sampling frame, variation dimensions and oversampling plan are not stated. Early-career researchers choosing their own group is a reasonable alternative to my precedence rule, but it may leave the 10-person groups short.</w:t>
-      </w:r>
-    </w:p>
-    <w:p>
-      <w:pPr>
         <w:pStyle w:val="ListParagraph"/>
         <w:numPr>
           <w:ilvl w:val="0"/>
-          <w:numId w:val="2"/>
+          <w:numId w:val="14"/>
         </w:numPr>
-      </w:pPr>
-      <w:r>
-        <w:rPr>
-          <w:b/>
-        </w:rPr>
-        <w:t>Consent form issues.</w:t>
-      </w:r>
-    </w:p>
-    <w:p>
-      <w:pPr>
-        <w:pStyle w:val="ListParagraph"/>
-        <w:numPr>
-          <w:ilvl w:val="1"/>
-          <w:numId w:val="5"/>
-        </w:numPr>
-      </w:pPr>
-      <w:r>
-        <w:t>Items 11 and 12 (retaining contact details, linking rounds) are required for a two-round design. Make them conditions of participation, and mark which items are mandatory and which optional (15–17).</w:t>
+        <w:rPr>
+          <w:bCs/>
+        </w:rPr>
+      </w:pPr>
+      <w:r>
+        <w:rPr>
+          <w:bCs/>
+        </w:rPr>
+        <w:t>Round-1 screening uses Round-2 definitions. Section 8.4 says all classifications are based on Round-2 ratings, but 8.2 retains items in Round 1 if they meet "the predefined criteria". State the Round-1 retention thresholds explicitly.</w:t>
       </w:r>
     </w:p>
     <w:p>
@@ -403,46 +25,17 @@
         <w:pStyle w:val="ListParagraph"/>
         <w:numPr>
           <w:ilvl w:val="0"/>
-          <w:numId w:val="2"/>
+          <w:numId w:val="14"/>
         </w:numPr>
-      </w:pPr>
-      <w:r>
-        <w:rPr>
-          <w:b/>
-        </w:rPr>
-        <w:t>The decision rules are incomplete.</w:t>
-      </w:r>
-    </w:p>
-    <w:p>
-      <w:pPr>
-        <w:pStyle w:val="ListParagraph"/>
-        <w:numPr>
-          <w:ilvl w:val="1"/>
-          <w:numId w:val="6"/>
-        </w:numPr>
-      </w:pPr>
-      <w:r>
-        <w:t>"Meaningful polarization" between groups is never operationalized. Define a rule, such as a gap in the proportion rating 7–9 or in medians, with a minimum group size.</w:t>
-      </w:r>
-    </w:p>
-    <w:p>
-      <w:pPr>
-        <w:pStyle w:val="ListParagraph"/>
-        <w:numPr>
-          <w:ilvl w:val="1"/>
-          <w:numId w:val="6"/>
-        </w:numPr>
-      </w:pPr>
-      <w:r>
-        <w:t xml:space="preserve">With a 9-point scale and 75% at 7–9, almost every barrier will count as "important". The primary objective asks for the "principal" barriers but gives no ranking or cut-off to distinguish them. Add one: ranking, a </w:t>
-      </w:r>
-      <w:proofErr w:type="gramStart"/>
-      <w:r>
-        <w:t>top-N</w:t>
-      </w:r>
-      <w:proofErr w:type="gramEnd"/>
-      <w:r>
-        <w:t>, or a stricter threshold.</w:t>
+        <w:rPr>
+          <w:bCs/>
+        </w:rPr>
+      </w:pPr>
+      <w:r>
+        <w:rPr>
+          <w:bCs/>
+        </w:rPr>
+        <w:t>Revise or remove is still discretionary. Without a numeric floor for dropping items, a reviewer will see the advisory board as deciding which items advance.</w:t>
       </w:r>
     </w:p>
     <w:p>
@@ -450,26 +43,17 @@
         <w:pStyle w:val="ListParagraph"/>
         <w:numPr>
           <w:ilvl w:val="0"/>
-          <w:numId w:val="2"/>
+          <w:numId w:val="14"/>
         </w:numPr>
-      </w:pPr>
-      <w:r>
-        <w:rPr>
-          <w:b/>
-        </w:rPr>
-        <w:t>Panel composition does not match the text.</w:t>
-      </w:r>
-    </w:p>
-    <w:p>
-      <w:pPr>
-        <w:pStyle w:val="ListParagraph"/>
-        <w:numPr>
-          <w:ilvl w:val="1"/>
-          <w:numId w:val="7"/>
-        </w:numPr>
-      </w:pPr>
-      <w:r>
-        <w:t>Retention is fragile. Reaching 5 completers per group in Round 2 from 10 invited needs about 50% retention, while 50 of 70 completing Round 1 is already about 71%. Invite more people.</w:t>
+        <w:rPr>
+          <w:bCs/>
+        </w:rPr>
+      </w:pPr>
+      <w:r>
+        <w:rPr>
+          <w:bCs/>
+        </w:rPr>
+        <w:t>Polarization is still undefined. "A wide IQR" duplicates the consensus rule. Define a between-group gap, for example in the proportion rating 7–9, with a minimum group size.</w:t>
       </w:r>
     </w:p>
     <w:p>
@@ -477,23 +61,226 @@
         <w:pStyle w:val="ListParagraph"/>
         <w:numPr>
           <w:ilvl w:val="0"/>
-          <w:numId w:val="8"/>
+          <w:numId w:val="14"/>
         </w:numPr>
-      </w:pPr>
-      <w:r>
-        <w:rPr>
-          <w:b/>
-        </w:rPr>
-        <w:t>Background:</w:t>
-      </w:r>
-      <w:r>
-        <w:t xml:space="preserve"> Reference [5] does not support the claims about barriers specific to early-career researchers. Add Egypt/LMIC evidence and Delphi methods references (for example Diamond 2014 for consensus thresholds, CREDES). Give a rationale for the 9-point scale and the thresholds.</w:t>
+        <w:rPr>
+          <w:bCs/>
+        </w:rPr>
+      </w:pPr>
+      <w:r>
+        <w:rPr>
+          <w:bCs/>
+        </w:rPr>
+        <w:t xml:space="preserve">Final priorities: "Will consider the classifications, ratings, </w:t>
+      </w:r>
+      <w:proofErr w:type="gramStart"/>
+      <w:r>
+        <w:rPr>
+          <w:bCs/>
+        </w:rPr>
+        <w:t>top-three</w:t>
+      </w:r>
+      <w:proofErr w:type="gramEnd"/>
+      <w:r>
+        <w:rPr>
+          <w:bCs/>
+        </w:rPr>
+        <w:t xml:space="preserve"> nominations, level, and advisory-board review" has no stated weighting. This reopens discretion. State a mechanical rule, for example ranking high-priority feasible interventions by </w:t>
+      </w:r>
+      <w:proofErr w:type="gramStart"/>
+      <w:r>
+        <w:rPr>
+          <w:bCs/>
+        </w:rPr>
+        <w:t>top-three</w:t>
+      </w:r>
+      <w:proofErr w:type="gramEnd"/>
+      <w:r>
+        <w:rPr>
+          <w:bCs/>
+        </w:rPr>
+        <w:t xml:space="preserve"> nominations, with the advisory board only checking clarity.</w:t>
       </w:r>
     </w:p>
     <w:p>
       <w:pPr>
         <w:pStyle w:val="ListParagraph"/>
-      </w:pPr>
+        <w:numPr>
+          <w:ilvl w:val="0"/>
+          <w:numId w:val="14"/>
+        </w:numPr>
+        <w:rPr>
+          <w:bCs/>
+        </w:rPr>
+      </w:pPr>
+      <w:r>
+        <w:rPr>
+          <w:bCs/>
+        </w:rPr>
+        <w:t>Implementation-level question: It has no analysis rule. Say how it will be summari</w:t>
+      </w:r>
+      <w:r>
+        <w:rPr>
+          <w:bCs/>
+        </w:rPr>
+        <w:t>z</w:t>
+      </w:r>
+      <w:r>
+        <w:rPr>
+          <w:bCs/>
+        </w:rPr>
+        <w:t>ed, for example the modal level and the share choosing "multiple levels".</w:t>
+      </w:r>
+    </w:p>
+    <w:p>
+      <w:pPr>
+        <w:pStyle w:val="ListParagraph"/>
+        <w:numPr>
+          <w:ilvl w:val="0"/>
+          <w:numId w:val="14"/>
+        </w:numPr>
+        <w:rPr>
+          <w:bCs/>
+        </w:rPr>
+      </w:pPr>
+      <w:r>
+        <w:rPr>
+          <w:bCs/>
+        </w:rPr>
+        <w:t>New Round-2 items are rated only once, so say so and flag them as exploratory.</w:t>
+      </w:r>
+    </w:p>
+    <w:p>
+      <w:pPr>
+        <w:pStyle w:val="ListParagraph"/>
+        <w:numPr>
+          <w:ilvl w:val="0"/>
+          <w:numId w:val="14"/>
+        </w:numPr>
+        <w:rPr>
+          <w:bCs/>
+        </w:rPr>
+      </w:pPr>
+      <w:r>
+        <w:rPr>
+          <w:bCs/>
+        </w:rPr>
+        <w:t xml:space="preserve">Barriers still have no ranking or cut-off for "principal" barriers (Objective 1), and the </w:t>
+      </w:r>
+      <w:proofErr w:type="gramStart"/>
+      <w:r>
+        <w:rPr>
+          <w:bCs/>
+        </w:rPr>
+        <w:t>top-three</w:t>
+      </w:r>
+      <w:proofErr w:type="gramEnd"/>
+      <w:r>
+        <w:rPr>
+          <w:bCs/>
+        </w:rPr>
+        <w:t xml:space="preserve"> question covers only interventions. Consider adding a </w:t>
+      </w:r>
+      <w:proofErr w:type="gramStart"/>
+      <w:r>
+        <w:rPr>
+          <w:bCs/>
+        </w:rPr>
+        <w:t>top-five</w:t>
+      </w:r>
+      <w:proofErr w:type="gramEnd"/>
+      <w:r>
+        <w:rPr>
+          <w:bCs/>
+        </w:rPr>
+        <w:t xml:space="preserve"> barriers question to Round 2.</w:t>
+      </w:r>
+    </w:p>
+    <w:p>
+      <w:pPr>
+        <w:pStyle w:val="ListParagraph"/>
+        <w:numPr>
+          <w:ilvl w:val="0"/>
+          <w:numId w:val="14"/>
+        </w:numPr>
+        <w:rPr>
+          <w:bCs/>
+        </w:rPr>
+      </w:pPr>
+      <w:r>
+        <w:rPr>
+          <w:bCs/>
+        </w:rPr>
+        <w:t>The withdrawal cut-off date, and the linkage-file retention sentence in Section 9.</w:t>
+      </w:r>
+    </w:p>
+    <w:p>
+      <w:pPr>
+        <w:pStyle w:val="ListParagraph"/>
+        <w:numPr>
+          <w:ilvl w:val="0"/>
+          <w:numId w:val="14"/>
+        </w:numPr>
+        <w:rPr>
+          <w:bCs/>
+        </w:rPr>
+      </w:pPr>
+      <w:r>
+        <w:rPr>
+          <w:bCs/>
+        </w:rPr>
+        <w:t xml:space="preserve">Making consent items 11 and 12 </w:t>
+      </w:r>
+      <w:proofErr w:type="gramStart"/>
+      <w:r>
+        <w:rPr>
+          <w:bCs/>
+        </w:rPr>
+        <w:t>mandatory</w:t>
+      </w:r>
+      <w:proofErr w:type="gramEnd"/>
+      <w:r>
+        <w:rPr>
+          <w:bCs/>
+        </w:rPr>
+        <w:t>.</w:t>
+      </w:r>
+    </w:p>
+    <w:p>
+      <w:pPr>
+        <w:pStyle w:val="ListParagraph"/>
+        <w:numPr>
+          <w:ilvl w:val="0"/>
+          <w:numId w:val="14"/>
+        </w:numPr>
+        <w:rPr>
+          <w:bCs/>
+        </w:rPr>
+      </w:pPr>
+      <w:r>
+        <w:rPr>
+          <w:bCs/>
+        </w:rPr>
+        <w:t>The Dean as chair of the advisory board.</w:t>
+      </w:r>
+    </w:p>
+    <w:p>
+      <w:pPr>
+        <w:pStyle w:val="ListParagraph"/>
+        <w:numPr>
+          <w:ilvl w:val="0"/>
+          <w:numId w:val="14"/>
+        </w:numPr>
+        <w:rPr>
+          <w:bCs/>
+        </w:rPr>
+      </w:pPr>
+      <w:r>
+        <w:rPr>
+          <w:bCs/>
+        </w:rPr>
+        <w:t>The sampling frame, variation dimensions and oversampling plan.</w:t>
+      </w:r>
     </w:p>
     <w:sectPr>
       <w:pgSz w:w="11900" w:h="16840"/>
@@ -829,6 +616,178 @@
     </w:lvl>
   </w:abstractNum>
   <w:abstractNum w:abstractNumId="3" w15:restartNumberingAfterBreak="0">
+    <w:nsid w:val="10455DB3"/>
+    <w:multiLevelType w:val="hybridMultilevel"/>
+    <w:tmpl w:val="D1264898"/>
+    <w:lvl w:ilvl="0" w:tplc="45D43004">
+      <w:start w:val="1"/>
+      <w:numFmt w:val="bullet"/>
+      <w:lvlText w:val="•"/>
+      <w:lvlJc w:val="left"/>
+      <w:pPr>
+        <w:ind w:left="720" w:hanging="360"/>
+      </w:pPr>
+    </w:lvl>
+    <w:lvl w:ilvl="1" w:tplc="4E081C1E">
+      <w:start w:val="1"/>
+      <w:numFmt w:val="bullet"/>
+      <w:lvlText w:val="o"/>
+      <w:lvlJc w:val="left"/>
+      <w:pPr>
+        <w:ind w:left="1440" w:hanging="360"/>
+      </w:pPr>
+    </w:lvl>
+    <w:lvl w:ilvl="2" w:tplc="F418DDEA">
+      <w:start w:val="1"/>
+      <w:numFmt w:val="bullet"/>
+      <w:lvlText w:val="▪"/>
+      <w:lvlJc w:val="left"/>
+      <w:pPr>
+        <w:ind w:left="2160" w:hanging="360"/>
+      </w:pPr>
+    </w:lvl>
+    <w:lvl w:ilvl="3" w:tplc="0C7AED50">
+      <w:start w:val="1"/>
+      <w:numFmt w:val="bullet"/>
+      <w:lvlText w:val="•"/>
+      <w:lvlJc w:val="left"/>
+      <w:pPr>
+        <w:ind w:left="2880" w:hanging="360"/>
+      </w:pPr>
+    </w:lvl>
+    <w:lvl w:ilvl="4" w:tplc="C48007C6">
+      <w:start w:val="1"/>
+      <w:numFmt w:val="bullet"/>
+      <w:lvlText w:val="o"/>
+      <w:lvlJc w:val="left"/>
+      <w:pPr>
+        <w:ind w:left="3600" w:hanging="360"/>
+      </w:pPr>
+    </w:lvl>
+    <w:lvl w:ilvl="5" w:tplc="7EC25F2E">
+      <w:start w:val="1"/>
+      <w:numFmt w:val="bullet"/>
+      <w:lvlText w:val="▪"/>
+      <w:lvlJc w:val="left"/>
+      <w:pPr>
+        <w:ind w:left="4320" w:hanging="360"/>
+      </w:pPr>
+    </w:lvl>
+    <w:lvl w:ilvl="6" w:tplc="E22EA670">
+      <w:start w:val="1"/>
+      <w:numFmt w:val="bullet"/>
+      <w:lvlText w:val="•"/>
+      <w:lvlJc w:val="left"/>
+      <w:pPr>
+        <w:ind w:left="5040" w:hanging="360"/>
+      </w:pPr>
+    </w:lvl>
+    <w:lvl w:ilvl="7" w:tplc="9940C390">
+      <w:start w:val="1"/>
+      <w:numFmt w:val="bullet"/>
+      <w:lvlText w:val="o"/>
+      <w:lvlJc w:val="left"/>
+      <w:pPr>
+        <w:ind w:left="5760" w:hanging="360"/>
+      </w:pPr>
+    </w:lvl>
+    <w:lvl w:ilvl="8" w:tplc="E360586A">
+      <w:start w:val="1"/>
+      <w:numFmt w:val="bullet"/>
+      <w:lvlText w:val="▪"/>
+      <w:lvlJc w:val="left"/>
+      <w:pPr>
+        <w:ind w:left="6480" w:hanging="360"/>
+      </w:pPr>
+    </w:lvl>
+  </w:abstractNum>
+  <w:abstractNum w:abstractNumId="4" w15:restartNumberingAfterBreak="0">
+    <w:nsid w:val="2AEC617A"/>
+    <w:multiLevelType w:val="hybridMultilevel"/>
+    <w:tmpl w:val="C3B0AB10"/>
+    <w:lvl w:ilvl="0" w:tplc="0409000F">
+      <w:start w:val="1"/>
+      <w:numFmt w:val="decimal"/>
+      <w:lvlText w:val="%1."/>
+      <w:lvlJc w:val="left"/>
+      <w:pPr>
+        <w:ind w:left="720" w:hanging="360"/>
+      </w:pPr>
+    </w:lvl>
+    <w:lvl w:ilvl="1" w:tplc="04090019" w:tentative="1">
+      <w:start w:val="1"/>
+      <w:numFmt w:val="lowerLetter"/>
+      <w:lvlText w:val="%2."/>
+      <w:lvlJc w:val="left"/>
+      <w:pPr>
+        <w:ind w:left="1440" w:hanging="360"/>
+      </w:pPr>
+    </w:lvl>
+    <w:lvl w:ilvl="2" w:tplc="0409001B" w:tentative="1">
+      <w:start w:val="1"/>
+      <w:numFmt w:val="lowerRoman"/>
+      <w:lvlText w:val="%3."/>
+      <w:lvlJc w:val="right"/>
+      <w:pPr>
+        <w:ind w:left="2160" w:hanging="180"/>
+      </w:pPr>
+    </w:lvl>
+    <w:lvl w:ilvl="3" w:tplc="0409000F" w:tentative="1">
+      <w:start w:val="1"/>
+      <w:numFmt w:val="decimal"/>
+      <w:lvlText w:val="%4."/>
+      <w:lvlJc w:val="left"/>
+      <w:pPr>
+        <w:ind w:left="2880" w:hanging="360"/>
+      </w:pPr>
+    </w:lvl>
+    <w:lvl w:ilvl="4" w:tplc="04090019" w:tentative="1">
+      <w:start w:val="1"/>
+      <w:numFmt w:val="lowerLetter"/>
+      <w:lvlText w:val="%5."/>
+      <w:lvlJc w:val="left"/>
+      <w:pPr>
+        <w:ind w:left="3600" w:hanging="360"/>
+      </w:pPr>
+    </w:lvl>
+    <w:lvl w:ilvl="5" w:tplc="0409001B" w:tentative="1">
+      <w:start w:val="1"/>
+      <w:numFmt w:val="lowerRoman"/>
+      <w:lvlText w:val="%6."/>
+      <w:lvlJc w:val="right"/>
+      <w:pPr>
+        <w:ind w:left="4320" w:hanging="180"/>
+      </w:pPr>
+    </w:lvl>
+    <w:lvl w:ilvl="6" w:tplc="0409000F" w:tentative="1">
+      <w:start w:val="1"/>
+      <w:numFmt w:val="decimal"/>
+      <w:lvlText w:val="%7."/>
+      <w:lvlJc w:val="left"/>
+      <w:pPr>
+        <w:ind w:left="5040" w:hanging="360"/>
+      </w:pPr>
+    </w:lvl>
+    <w:lvl w:ilvl="7" w:tplc="04090019" w:tentative="1">
+      <w:start w:val="1"/>
+      <w:numFmt w:val="lowerLetter"/>
+      <w:lvlText w:val="%8."/>
+      <w:lvlJc w:val="left"/>
+      <w:pPr>
+        <w:ind w:left="5760" w:hanging="360"/>
+      </w:pPr>
+    </w:lvl>
+    <w:lvl w:ilvl="8" w:tplc="0409001B" w:tentative="1">
+      <w:start w:val="1"/>
+      <w:numFmt w:val="lowerRoman"/>
+      <w:lvlText w:val="%9."/>
+      <w:lvlJc w:val="right"/>
+      <w:pPr>
+        <w:ind w:left="6480" w:hanging="180"/>
+      </w:pPr>
+    </w:lvl>
+  </w:abstractNum>
+  <w:abstractNum w:abstractNumId="5" w15:restartNumberingAfterBreak="0">
     <w:nsid w:val="2BFC2E3D"/>
     <w:multiLevelType w:val="multilevel"/>
     <w:tmpl w:val="1374869E"/>
@@ -941,6 +900,92 @@
         <w:tabs>
           <w:tab w:val="num" w:pos="6480"/>
         </w:tabs>
+        <w:ind w:left="6480" w:hanging="360"/>
+      </w:pPr>
+    </w:lvl>
+  </w:abstractNum>
+  <w:abstractNum w:abstractNumId="6" w15:restartNumberingAfterBreak="0">
+    <w:nsid w:val="42B027CF"/>
+    <w:multiLevelType w:val="hybridMultilevel"/>
+    <w:tmpl w:val="D4B84AB0"/>
+    <w:lvl w:ilvl="0" w:tplc="AE50AC14">
+      <w:start w:val="1"/>
+      <w:numFmt w:val="decimal"/>
+      <w:lvlText w:val="%1."/>
+      <w:lvlJc w:val="left"/>
+      <w:pPr>
+        <w:ind w:left="720" w:hanging="360"/>
+      </w:pPr>
+    </w:lvl>
+    <w:lvl w:ilvl="1" w:tplc="072458B0">
+      <w:start w:val="1"/>
+      <w:numFmt w:val="lowerLetter"/>
+      <w:lvlText w:val="%2."/>
+      <w:lvlJc w:val="left"/>
+      <w:pPr>
+        <w:ind w:left="1440" w:hanging="360"/>
+      </w:pPr>
+    </w:lvl>
+    <w:lvl w:ilvl="2" w:tplc="DC984262">
+      <w:start w:val="1"/>
+      <w:numFmt w:val="lowerRoman"/>
+      <w:lvlText w:val="%3."/>
+      <w:lvlJc w:val="left"/>
+      <w:pPr>
+        <w:ind w:left="2160" w:hanging="360"/>
+      </w:pPr>
+    </w:lvl>
+    <w:lvl w:ilvl="3" w:tplc="176E3DFA">
+      <w:start w:val="1"/>
+      <w:numFmt w:val="decimal"/>
+      <w:lvlText w:val="%4."/>
+      <w:lvlJc w:val="left"/>
+      <w:pPr>
+        <w:ind w:left="2880" w:hanging="360"/>
+      </w:pPr>
+    </w:lvl>
+    <w:lvl w:ilvl="4" w:tplc="0E88C146">
+      <w:start w:val="1"/>
+      <w:numFmt w:val="lowerLetter"/>
+      <w:lvlText w:val="%5."/>
+      <w:lvlJc w:val="left"/>
+      <w:pPr>
+        <w:ind w:left="3600" w:hanging="360"/>
+      </w:pPr>
+    </w:lvl>
+    <w:lvl w:ilvl="5" w:tplc="2562A816">
+      <w:start w:val="1"/>
+      <w:numFmt w:val="lowerRoman"/>
+      <w:lvlText w:val="%6."/>
+      <w:lvlJc w:val="left"/>
+      <w:pPr>
+        <w:ind w:left="4320" w:hanging="360"/>
+      </w:pPr>
+    </w:lvl>
+    <w:lvl w:ilvl="6" w:tplc="D692278C">
+      <w:start w:val="1"/>
+      <w:numFmt w:val="decimal"/>
+      <w:lvlText w:val="%7."/>
+      <w:lvlJc w:val="left"/>
+      <w:pPr>
+        <w:ind w:left="5040" w:hanging="360"/>
+      </w:pPr>
+    </w:lvl>
+    <w:lvl w:ilvl="7" w:tplc="A7FA8FDC">
+      <w:start w:val="1"/>
+      <w:numFmt w:val="lowerLetter"/>
+      <w:lvlText w:val="%8."/>
+      <w:lvlJc w:val="left"/>
+      <w:pPr>
+        <w:ind w:left="5760" w:hanging="360"/>
+      </w:pPr>
+    </w:lvl>
+    <w:lvl w:ilvl="8" w:tplc="7AC8C15C">
+      <w:start w:val="1"/>
+      <w:numFmt w:val="lowerRoman"/>
+      <w:lvlText w:val="%9."/>
+      <w:lvlJc w:val="left"/>
+      <w:pPr>
         <w:ind w:left="6480" w:hanging="360"/>
       </w:pPr>
     </w:lvl>
@@ -976,10 +1021,22 @@
     <w:abstractNumId w:val="1"/>
   </w:num>
   <w:num w:numId="10" w16cid:durableId="1635256773">
-    <w:abstractNumId w:val="3"/>
+    <w:abstractNumId w:val="5"/>
   </w:num>
   <w:num w:numId="11" w16cid:durableId="1687829564">
     <w:abstractNumId w:val="2"/>
+  </w:num>
+  <w:num w:numId="12" w16cid:durableId="2059745323">
+    <w:abstractNumId w:val="6"/>
+    <w:lvlOverride w:ilvl="0">
+      <w:startOverride w:val="1"/>
+    </w:lvlOverride>
+  </w:num>
+  <w:num w:numId="13" w16cid:durableId="421489607">
+    <w:abstractNumId w:val="3"/>
+  </w:num>
+  <w:num w:numId="14" w16cid:durableId="1468473136">
+    <w:abstractNumId w:val="4"/>
   </w:num>
 </w:numbering>
 </file>
@@ -1387,6 +1444,7 @@
     <w:name w:val="heading 1"/>
     <w:basedOn w:val="Normal"/>
     <w:next w:val="Normal"/>
+    <w:link w:val="Heading1Char"/>
     <w:uiPriority w:val="9"/>
     <w:qFormat/>
     <w:pPr>
@@ -1403,6 +1461,7 @@
     <w:name w:val="heading 2"/>
     <w:basedOn w:val="Normal"/>
     <w:next w:val="Normal"/>
+    <w:link w:val="Heading2Char"/>
     <w:uiPriority w:val="9"/>
     <w:unhideWhenUsed/>
     <w:qFormat/>
@@ -1624,6 +1683,28 @@
     <w:name w:val="apple-converted-space"/>
     <w:basedOn w:val="DefaultParagraphFont"/>
     <w:rsid w:val="0034642D"/>
+  </w:style>
+  <w:style w:type="character" w:customStyle="1" w:styleId="Heading1Char">
+    <w:name w:val="Heading 1 Char"/>
+    <w:basedOn w:val="DefaultParagraphFont"/>
+    <w:link w:val="Heading1"/>
+    <w:uiPriority w:val="9"/>
+    <w:rsid w:val="00C167F5"/>
+    <w:rPr>
+      <w:b/>
+      <w:sz w:val="32"/>
+    </w:rPr>
+  </w:style>
+  <w:style w:type="character" w:customStyle="1" w:styleId="Heading2Char">
+    <w:name w:val="Heading 2 Char"/>
+    <w:basedOn w:val="DefaultParagraphFont"/>
+    <w:link w:val="Heading2"/>
+    <w:uiPriority w:val="9"/>
+    <w:rsid w:val="00C167F5"/>
+    <w:rPr>
+      <w:b/>
+      <w:sz w:val="26"/>
+    </w:rPr>
   </w:style>
 </w:styles>
 </file>
